--- a/output/2026年08月_予定表.docx
+++ b/output/2026年08月_予定表.docx
@@ -33,7 +33,7 @@
           <w:sz w:val="18"/>
           <w:szCs w:val="18"/>
         </w:rPr>
-        <w:t xml:space="preserve">Google カレンダーより作成 ／ 予定 117 件 ／ 作成日 2026-08-14</w:t>
+        <w:t xml:space="preserve">Google カレンダーより作成 ／ 予定 124 件 ／ 作成日 2026-08-15</w:t>
       </w:r>
     </w:p>
     <w:tbl>
@@ -3140,6 +3140,96 @@
                 <w:sz w:val="20"/>
                 <w:szCs w:val="20"/>
               </w:rPr>
+              <w:t xml:space="preserve">ハミングタウンgtn</w:t>
+            </w:r>
+          </w:p>
+        </w:tc>
+        <w:tc>
+          <w:tcPr>
+            <w:tcW w:type="dxa" w:w="2200"/>
+            <w:tcMar>
+              <w:top w:type="dxa" w:w="40"/>
+              <w:left w:type="dxa" w:w="90"/>
+              <w:bottom w:type="dxa" w:w="40"/>
+              <w:right w:type="dxa" w:w="90"/>
+            </w:tcMar>
+            <w:vAlign w:val="center"/>
+          </w:tcPr>
+          <w:p>
+            <w:pPr>
+              <w:spacing w:after="0" w:before="0"/>
+            </w:pPr>
+            <w:r>
+              <w:rPr>
+                <w:rFonts w:ascii="Yu Gothic" w:cs="Yu Gothic" w:eastAsia="Yu Gothic" w:hAnsi="Yu Gothic"/>
+                <w:b w:val="false"/>
+                <w:bCs w:val="false"/>
+                <w:sz w:val="18"/>
+                <w:szCs w:val="18"/>
+              </w:rPr>
+              <w:t xml:space="preserve">[domo Todo]</w:t>
+            </w:r>
+          </w:p>
+        </w:tc>
+      </w:tr>
+      <w:tr>
+        <w:tc>
+          <w:tcPr>
+            <w:vMerge w:val="continue"/>
+          </w:tcPr>
+          <w:p/>
+        </w:tc>
+        <w:tc>
+          <w:tcPr>
+            <w:tcW w:type="dxa" w:w="1500"/>
+            <w:tcMar>
+              <w:top w:type="dxa" w:w="40"/>
+              <w:left w:type="dxa" w:w="90"/>
+              <w:bottom w:type="dxa" w:w="40"/>
+              <w:right w:type="dxa" w:w="90"/>
+            </w:tcMar>
+            <w:vAlign w:val="center"/>
+          </w:tcPr>
+          <w:p>
+            <w:pPr>
+              <w:spacing w:after="0" w:before="0"/>
+              <w:jc w:val="center"/>
+            </w:pPr>
+            <w:r>
+              <w:rPr>
+                <w:rFonts w:ascii="Yu Gothic" w:cs="Yu Gothic" w:eastAsia="Yu Gothic" w:hAnsi="Yu Gothic"/>
+                <w:b w:val="false"/>
+                <w:bCs w:val="false"/>
+                <w:sz w:val="18"/>
+                <w:szCs w:val="18"/>
+              </w:rPr>
+              <w:t xml:space="preserve">13:00〜14:00</w:t>
+            </w:r>
+          </w:p>
+        </w:tc>
+        <w:tc>
+          <w:tcPr>
+            <w:tcW w:type="dxa" w:w="5600"/>
+            <w:tcMar>
+              <w:top w:type="dxa" w:w="40"/>
+              <w:left w:type="dxa" w:w="90"/>
+              <w:bottom w:type="dxa" w:w="40"/>
+              <w:right w:type="dxa" w:w="90"/>
+            </w:tcMar>
+            <w:vAlign w:val="center"/>
+          </w:tcPr>
+          <w:p>
+            <w:pPr>
+              <w:spacing w:after="0" w:before="0"/>
+            </w:pPr>
+            <w:r>
+              <w:rPr>
+                <w:rFonts w:ascii="Yu Gothic" w:cs="Yu Gothic" w:eastAsia="Yu Gothic" w:hAnsi="Yu Gothic"/>
+                <w:b w:val="false"/>
+                <w:bCs w:val="false"/>
+                <w:sz w:val="20"/>
+                <w:szCs w:val="20"/>
+              </w:rPr>
               <w:t xml:space="preserve">ログハウスオーナー13:00</w:t>
             </w:r>
           </w:p>
@@ -4930,6 +5020,96 @@
                 <w:sz w:val="18"/>
                 <w:szCs w:val="18"/>
               </w:rPr>
+              <w:t xml:space="preserve">10:55〜11:55</w:t>
+            </w:r>
+          </w:p>
+        </w:tc>
+        <w:tc>
+          <w:tcPr>
+            <w:tcW w:type="dxa" w:w="5600"/>
+            <w:tcMar>
+              <w:top w:type="dxa" w:w="40"/>
+              <w:left w:type="dxa" w:w="90"/>
+              <w:bottom w:type="dxa" w:w="40"/>
+              <w:right w:type="dxa" w:w="90"/>
+            </w:tcMar>
+            <w:vAlign w:val="center"/>
+          </w:tcPr>
+          <w:p>
+            <w:pPr>
+              <w:spacing w:after="0" w:before="0"/>
+            </w:pPr>
+            <w:r>
+              <w:rPr>
+                <w:rFonts w:ascii="Yu Gothic" w:cs="Yu Gothic" w:eastAsia="Yu Gothic" w:hAnsi="Yu Gothic"/>
+                <w:b w:val="false"/>
+                <w:bCs w:val="false"/>
+                <w:sz w:val="20"/>
+                <w:szCs w:val="20"/>
+              </w:rPr>
+              <w:t xml:space="preserve">中山さん電話</w:t>
+            </w:r>
+          </w:p>
+        </w:tc>
+        <w:tc>
+          <w:tcPr>
+            <w:tcW w:type="dxa" w:w="2200"/>
+            <w:tcMar>
+              <w:top w:type="dxa" w:w="40"/>
+              <w:left w:type="dxa" w:w="90"/>
+              <w:bottom w:type="dxa" w:w="40"/>
+              <w:right w:type="dxa" w:w="90"/>
+            </w:tcMar>
+            <w:vAlign w:val="center"/>
+          </w:tcPr>
+          <w:p>
+            <w:pPr>
+              <w:spacing w:after="0" w:before="0"/>
+            </w:pPr>
+            <w:r>
+              <w:rPr>
+                <w:rFonts w:ascii="Yu Gothic" w:cs="Yu Gothic" w:eastAsia="Yu Gothic" w:hAnsi="Yu Gothic"/>
+                <w:b w:val="false"/>
+                <w:bCs w:val="false"/>
+                <w:sz w:val="18"/>
+                <w:szCs w:val="18"/>
+              </w:rPr>
+              <w:t xml:space="preserve">[domo Todo]</w:t>
+            </w:r>
+          </w:p>
+        </w:tc>
+      </w:tr>
+      <w:tr>
+        <w:tc>
+          <w:tcPr>
+            <w:vMerge w:val="continue"/>
+          </w:tcPr>
+          <w:p/>
+        </w:tc>
+        <w:tc>
+          <w:tcPr>
+            <w:tcW w:type="dxa" w:w="1500"/>
+            <w:tcMar>
+              <w:top w:type="dxa" w:w="40"/>
+              <w:left w:type="dxa" w:w="90"/>
+              <w:bottom w:type="dxa" w:w="40"/>
+              <w:right w:type="dxa" w:w="90"/>
+            </w:tcMar>
+            <w:vAlign w:val="center"/>
+          </w:tcPr>
+          <w:p>
+            <w:pPr>
+              <w:spacing w:after="0" w:before="0"/>
+              <w:jc w:val="center"/>
+            </w:pPr>
+            <w:r>
+              <w:rPr>
+                <w:rFonts w:ascii="Yu Gothic" w:cs="Yu Gothic" w:eastAsia="Yu Gothic" w:hAnsi="Yu Gothic"/>
+                <w:b w:val="false"/>
+                <w:bCs w:val="false"/>
+                <w:sz w:val="18"/>
+                <w:szCs w:val="18"/>
+              </w:rPr>
               <w:t xml:space="preserve">11:00〜12:00</w:t>
             </w:r>
           </w:p>
@@ -4986,6 +5166,96 @@
                 <w:szCs w:val="18"/>
               </w:rPr>
               <w:t xml:space="preserve"/>
+            </w:r>
+          </w:p>
+        </w:tc>
+      </w:tr>
+      <w:tr>
+        <w:tc>
+          <w:tcPr>
+            <w:vMerge w:val="continue"/>
+          </w:tcPr>
+          <w:p/>
+        </w:tc>
+        <w:tc>
+          <w:tcPr>
+            <w:tcW w:type="dxa" w:w="1500"/>
+            <w:tcMar>
+              <w:top w:type="dxa" w:w="40"/>
+              <w:left w:type="dxa" w:w="90"/>
+              <w:bottom w:type="dxa" w:w="40"/>
+              <w:right w:type="dxa" w:w="90"/>
+            </w:tcMar>
+            <w:vAlign w:val="center"/>
+          </w:tcPr>
+          <w:p>
+            <w:pPr>
+              <w:spacing w:after="0" w:before="0"/>
+              <w:jc w:val="center"/>
+            </w:pPr>
+            <w:r>
+              <w:rPr>
+                <w:rFonts w:ascii="Yu Gothic" w:cs="Yu Gothic" w:eastAsia="Yu Gothic" w:hAnsi="Yu Gothic"/>
+                <w:b w:val="false"/>
+                <w:bCs w:val="false"/>
+                <w:sz w:val="18"/>
+                <w:szCs w:val="18"/>
+              </w:rPr>
+              <w:t xml:space="preserve">13:00〜14:00</w:t>
+            </w:r>
+          </w:p>
+        </w:tc>
+        <w:tc>
+          <w:tcPr>
+            <w:tcW w:type="dxa" w:w="5600"/>
+            <w:tcMar>
+              <w:top w:type="dxa" w:w="40"/>
+              <w:left w:type="dxa" w:w="90"/>
+              <w:bottom w:type="dxa" w:w="40"/>
+              <w:right w:type="dxa" w:w="90"/>
+            </w:tcMar>
+            <w:vAlign w:val="center"/>
+          </w:tcPr>
+          <w:p>
+            <w:pPr>
+              <w:spacing w:after="0" w:before="0"/>
+            </w:pPr>
+            <w:r>
+              <w:rPr>
+                <w:rFonts w:ascii="Yu Gothic" w:cs="Yu Gothic" w:eastAsia="Yu Gothic" w:hAnsi="Yu Gothic"/>
+                <w:b w:val="false"/>
+                <w:bCs w:val="false"/>
+                <w:sz w:val="20"/>
+                <w:szCs w:val="20"/>
+              </w:rPr>
+              <w:t xml:space="preserve">サザンクロスオーナーと入居者訪問</w:t>
+            </w:r>
+          </w:p>
+        </w:tc>
+        <w:tc>
+          <w:tcPr>
+            <w:tcW w:type="dxa" w:w="2200"/>
+            <w:tcMar>
+              <w:top w:type="dxa" w:w="40"/>
+              <w:left w:type="dxa" w:w="90"/>
+              <w:bottom w:type="dxa" w:w="40"/>
+              <w:right w:type="dxa" w:w="90"/>
+            </w:tcMar>
+            <w:vAlign w:val="center"/>
+          </w:tcPr>
+          <w:p>
+            <w:pPr>
+              <w:spacing w:after="0" w:before="0"/>
+            </w:pPr>
+            <w:r>
+              <w:rPr>
+                <w:rFonts w:ascii="Yu Gothic" w:cs="Yu Gothic" w:eastAsia="Yu Gothic" w:hAnsi="Yu Gothic"/>
+                <w:b w:val="false"/>
+                <w:bCs w:val="false"/>
+                <w:sz w:val="18"/>
+                <w:szCs w:val="18"/>
+              </w:rPr>
+              <w:t xml:space="preserve">[domo Todo]</w:t>
             </w:r>
           </w:p>
         </w:tc>
@@ -5527,6 +5797,96 @@
                 <w:sz w:val="18"/>
                 <w:szCs w:val="18"/>
               </w:rPr>
+              <w:t xml:space="preserve">09:30〜10:30</w:t>
+            </w:r>
+          </w:p>
+        </w:tc>
+        <w:tc>
+          <w:tcPr>
+            <w:tcW w:type="dxa" w:w="5600"/>
+            <w:tcMar>
+              <w:top w:type="dxa" w:w="40"/>
+              <w:left w:type="dxa" w:w="90"/>
+              <w:bottom w:type="dxa" w:w="40"/>
+              <w:right w:type="dxa" w:w="90"/>
+            </w:tcMar>
+            <w:vAlign w:val="center"/>
+          </w:tcPr>
+          <w:p>
+            <w:pPr>
+              <w:spacing w:after="0" w:before="0"/>
+            </w:pPr>
+            <w:r>
+              <w:rPr>
+                <w:rFonts w:ascii="Yu Gothic" w:cs="Yu Gothic" w:eastAsia="Yu Gothic" w:hAnsi="Yu Gothic"/>
+                <w:b w:val="false"/>
+                <w:bCs w:val="false"/>
+                <w:sz w:val="20"/>
+                <w:szCs w:val="20"/>
+              </w:rPr>
+              <w:t xml:space="preserve">新宮店にサンシャトー持っていく</w:t>
+            </w:r>
+          </w:p>
+        </w:tc>
+        <w:tc>
+          <w:tcPr>
+            <w:tcW w:type="dxa" w:w="2200"/>
+            <w:tcMar>
+              <w:top w:type="dxa" w:w="40"/>
+              <w:left w:type="dxa" w:w="90"/>
+              <w:bottom w:type="dxa" w:w="40"/>
+              <w:right w:type="dxa" w:w="90"/>
+            </w:tcMar>
+            <w:vAlign w:val="center"/>
+          </w:tcPr>
+          <w:p>
+            <w:pPr>
+              <w:spacing w:after="0" w:before="0"/>
+            </w:pPr>
+            <w:r>
+              <w:rPr>
+                <w:rFonts w:ascii="Yu Gothic" w:cs="Yu Gothic" w:eastAsia="Yu Gothic" w:hAnsi="Yu Gothic"/>
+                <w:b w:val="false"/>
+                <w:bCs w:val="false"/>
+                <w:sz w:val="18"/>
+                <w:szCs w:val="18"/>
+              </w:rPr>
+              <w:t xml:space="preserve">[domo Todo]</w:t>
+            </w:r>
+          </w:p>
+        </w:tc>
+      </w:tr>
+      <w:tr>
+        <w:tc>
+          <w:tcPr>
+            <w:vMerge w:val="continue"/>
+          </w:tcPr>
+          <w:p/>
+        </w:tc>
+        <w:tc>
+          <w:tcPr>
+            <w:tcW w:type="dxa" w:w="1500"/>
+            <w:tcMar>
+              <w:top w:type="dxa" w:w="40"/>
+              <w:left w:type="dxa" w:w="90"/>
+              <w:bottom w:type="dxa" w:w="40"/>
+              <w:right w:type="dxa" w:w="90"/>
+            </w:tcMar>
+            <w:vAlign w:val="center"/>
+          </w:tcPr>
+          <w:p>
+            <w:pPr>
+              <w:spacing w:after="0" w:before="0"/>
+              <w:jc w:val="center"/>
+            </w:pPr>
+            <w:r>
+              <w:rPr>
+                <w:rFonts w:ascii="Yu Gothic" w:cs="Yu Gothic" w:eastAsia="Yu Gothic" w:hAnsi="Yu Gothic"/>
+                <w:b w:val="false"/>
+                <w:bCs w:val="false"/>
+                <w:sz w:val="18"/>
+                <w:szCs w:val="18"/>
+              </w:rPr>
               <w:t xml:space="preserve">11:00〜12:00</w:t>
             </w:r>
           </w:p>
@@ -5583,6 +5943,96 @@
                 <w:szCs w:val="18"/>
               </w:rPr>
               <w:t xml:space="preserve"/>
+            </w:r>
+          </w:p>
+        </w:tc>
+      </w:tr>
+      <w:tr>
+        <w:tc>
+          <w:tcPr>
+            <w:vMerge w:val="continue"/>
+          </w:tcPr>
+          <w:p/>
+        </w:tc>
+        <w:tc>
+          <w:tcPr>
+            <w:tcW w:type="dxa" w:w="1500"/>
+            <w:tcMar>
+              <w:top w:type="dxa" w:w="40"/>
+              <w:left w:type="dxa" w:w="90"/>
+              <w:bottom w:type="dxa" w:w="40"/>
+              <w:right w:type="dxa" w:w="90"/>
+            </w:tcMar>
+            <w:vAlign w:val="center"/>
+          </w:tcPr>
+          <w:p>
+            <w:pPr>
+              <w:spacing w:after="0" w:before="0"/>
+              <w:jc w:val="center"/>
+            </w:pPr>
+            <w:r>
+              <w:rPr>
+                <w:rFonts w:ascii="Yu Gothic" w:cs="Yu Gothic" w:eastAsia="Yu Gothic" w:hAnsi="Yu Gothic"/>
+                <w:b w:val="false"/>
+                <w:bCs w:val="false"/>
+                <w:sz w:val="18"/>
+                <w:szCs w:val="18"/>
+              </w:rPr>
+              <w:t xml:space="preserve">11:00〜12:00</w:t>
+            </w:r>
+          </w:p>
+        </w:tc>
+        <w:tc>
+          <w:tcPr>
+            <w:tcW w:type="dxa" w:w="5600"/>
+            <w:tcMar>
+              <w:top w:type="dxa" w:w="40"/>
+              <w:left w:type="dxa" w:w="90"/>
+              <w:bottom w:type="dxa" w:w="40"/>
+              <w:right w:type="dxa" w:w="90"/>
+            </w:tcMar>
+            <w:vAlign w:val="center"/>
+          </w:tcPr>
+          <w:p>
+            <w:pPr>
+              <w:spacing w:after="0" w:before="0"/>
+            </w:pPr>
+            <w:r>
+              <w:rPr>
+                <w:rFonts w:ascii="Yu Gothic" w:cs="Yu Gothic" w:eastAsia="Yu Gothic" w:hAnsi="Yu Gothic"/>
+                <w:b w:val="false"/>
+                <w:bCs w:val="false"/>
+                <w:sz w:val="20"/>
+                <w:szCs w:val="20"/>
+              </w:rPr>
+              <w:t xml:space="preserve">葉月コーポ田中オーナー訪問</w:t>
+            </w:r>
+          </w:p>
+        </w:tc>
+        <w:tc>
+          <w:tcPr>
+            <w:tcW w:type="dxa" w:w="2200"/>
+            <w:tcMar>
+              <w:top w:type="dxa" w:w="40"/>
+              <w:left w:type="dxa" w:w="90"/>
+              <w:bottom w:type="dxa" w:w="40"/>
+              <w:right w:type="dxa" w:w="90"/>
+            </w:tcMar>
+            <w:vAlign w:val="center"/>
+          </w:tcPr>
+          <w:p>
+            <w:pPr>
+              <w:spacing w:after="0" w:before="0"/>
+            </w:pPr>
+            <w:r>
+              <w:rPr>
+                <w:rFonts w:ascii="Yu Gothic" w:cs="Yu Gothic" w:eastAsia="Yu Gothic" w:hAnsi="Yu Gothic"/>
+                <w:b w:val="false"/>
+                <w:bCs w:val="false"/>
+                <w:sz w:val="18"/>
+                <w:szCs w:val="18"/>
+              </w:rPr>
+              <w:t xml:space="preserve">[domo Todo]</w:t>
             </w:r>
           </w:p>
         </w:tc>
@@ -8620,6 +9070,96 @@
       <w:tr>
         <w:tc>
           <w:tcPr>
+            <w:vMerge w:val="continue"/>
+          </w:tcPr>
+          <w:p/>
+        </w:tc>
+        <w:tc>
+          <w:tcPr>
+            <w:tcW w:type="dxa" w:w="1500"/>
+            <w:tcMar>
+              <w:top w:type="dxa" w:w="40"/>
+              <w:left w:type="dxa" w:w="90"/>
+              <w:bottom w:type="dxa" w:w="40"/>
+              <w:right w:type="dxa" w:w="90"/>
+            </w:tcMar>
+            <w:vAlign w:val="center"/>
+          </w:tcPr>
+          <w:p>
+            <w:pPr>
+              <w:spacing w:after="0" w:before="0"/>
+              <w:jc w:val="center"/>
+            </w:pPr>
+            <w:r>
+              <w:rPr>
+                <w:rFonts w:ascii="Yu Gothic" w:cs="Yu Gothic" w:eastAsia="Yu Gothic" w:hAnsi="Yu Gothic"/>
+                <w:b w:val="false"/>
+                <w:bCs w:val="false"/>
+                <w:sz w:val="18"/>
+                <w:szCs w:val="18"/>
+              </w:rPr>
+              <w:t xml:space="preserve">16:00〜17:00</w:t>
+            </w:r>
+          </w:p>
+        </w:tc>
+        <w:tc>
+          <w:tcPr>
+            <w:tcW w:type="dxa" w:w="5600"/>
+            <w:tcMar>
+              <w:top w:type="dxa" w:w="40"/>
+              <w:left w:type="dxa" w:w="90"/>
+              <w:bottom w:type="dxa" w:w="40"/>
+              <w:right w:type="dxa" w:w="90"/>
+            </w:tcMar>
+            <w:vAlign w:val="center"/>
+          </w:tcPr>
+          <w:p>
+            <w:pPr>
+              <w:spacing w:after="0" w:before="0"/>
+            </w:pPr>
+            <w:r>
+              <w:rPr>
+                <w:rFonts w:ascii="Yu Gothic" w:cs="Yu Gothic" w:eastAsia="Yu Gothic" w:hAnsi="Yu Gothic"/>
+                <w:b w:val="false"/>
+                <w:bCs w:val="false"/>
+                <w:sz w:val="20"/>
+                <w:szCs w:val="20"/>
+              </w:rPr>
+              <w:t xml:space="preserve">プランドールMオーナーLINEと更新書類郵送</w:t>
+            </w:r>
+          </w:p>
+        </w:tc>
+        <w:tc>
+          <w:tcPr>
+            <w:tcW w:type="dxa" w:w="2200"/>
+            <w:tcMar>
+              <w:top w:type="dxa" w:w="40"/>
+              <w:left w:type="dxa" w:w="90"/>
+              <w:bottom w:type="dxa" w:w="40"/>
+              <w:right w:type="dxa" w:w="90"/>
+            </w:tcMar>
+            <w:vAlign w:val="center"/>
+          </w:tcPr>
+          <w:p>
+            <w:pPr>
+              <w:spacing w:after="0" w:before="0"/>
+            </w:pPr>
+            <w:r>
+              <w:rPr>
+                <w:rFonts w:ascii="Yu Gothic" w:cs="Yu Gothic" w:eastAsia="Yu Gothic" w:hAnsi="Yu Gothic"/>
+                <w:b w:val="false"/>
+                <w:bCs w:val="false"/>
+                <w:sz w:val="18"/>
+                <w:szCs w:val="18"/>
+              </w:rPr>
+              <w:t xml:space="preserve">[domo Todo]</w:t>
+            </w:r>
+          </w:p>
+        </w:tc>
+      </w:tr>
+      <w:tr>
+        <w:tc>
+          <w:tcPr>
             <w:tcW w:type="dxa" w:w="1100"/>
             <w:vMerge w:val="restart"/>
             <w:shd w:fill="FBE4E4" w:color="auto" w:val="clear"/>
@@ -11158,6 +11698,7 @@
         <w:tc>
           <w:tcPr>
             <w:tcW w:type="dxa" w:w="1100"/>
+            <w:vMerge w:val="restart"/>
             <w:tcMar>
               <w:top w:type="dxa" w:w="40"/>
               <w:left w:type="dxa" w:w="90"/>
@@ -11198,6 +11739,99 @@
               <w:t xml:space="preserve">(水)</w:t>
             </w:r>
           </w:p>
+        </w:tc>
+        <w:tc>
+          <w:tcPr>
+            <w:tcW w:type="dxa" w:w="1500"/>
+            <w:shd w:fill="FFF2CC" w:color="auto" w:val="clear"/>
+            <w:tcMar>
+              <w:top w:type="dxa" w:w="40"/>
+              <w:left w:type="dxa" w:w="90"/>
+              <w:bottom w:type="dxa" w:w="40"/>
+              <w:right w:type="dxa" w:w="90"/>
+            </w:tcMar>
+            <w:vAlign w:val="center"/>
+          </w:tcPr>
+          <w:p>
+            <w:pPr>
+              <w:spacing w:after="0" w:before="0"/>
+              <w:jc w:val="center"/>
+            </w:pPr>
+            <w:r>
+              <w:rPr>
+                <w:rFonts w:ascii="Yu Gothic" w:cs="Yu Gothic" w:eastAsia="Yu Gothic" w:hAnsi="Yu Gothic"/>
+                <w:b w:val="false"/>
+                <w:bCs w:val="false"/>
+                <w:sz w:val="18"/>
+                <w:szCs w:val="18"/>
+              </w:rPr>
+              <w:t xml:space="preserve">終日</w:t>
+            </w:r>
+          </w:p>
+        </w:tc>
+        <w:tc>
+          <w:tcPr>
+            <w:tcW w:type="dxa" w:w="5600"/>
+            <w:shd w:fill="FFF2CC" w:color="auto" w:val="clear"/>
+            <w:tcMar>
+              <w:top w:type="dxa" w:w="40"/>
+              <w:left w:type="dxa" w:w="90"/>
+              <w:bottom w:type="dxa" w:w="40"/>
+              <w:right w:type="dxa" w:w="90"/>
+            </w:tcMar>
+            <w:vAlign w:val="center"/>
+          </w:tcPr>
+          <w:p>
+            <w:pPr>
+              <w:spacing w:after="0" w:before="0"/>
+            </w:pPr>
+            <w:r>
+              <w:rPr>
+                <w:rFonts w:ascii="Yu Gothic" w:cs="Yu Gothic" w:eastAsia="Yu Gothic" w:hAnsi="Yu Gothic"/>
+                <w:b/>
+                <w:bCs/>
+                <w:sz w:val="20"/>
+                <w:szCs w:val="20"/>
+              </w:rPr>
+              <w:t xml:space="preserve">三井住友VISA(NL) 引き落とし 185,563円</w:t>
+            </w:r>
+          </w:p>
+        </w:tc>
+        <w:tc>
+          <w:tcPr>
+            <w:tcW w:type="dxa" w:w="2200"/>
+            <w:shd w:fill="FFF2CC" w:color="auto" w:val="clear"/>
+            <w:tcMar>
+              <w:top w:type="dxa" w:w="40"/>
+              <w:left w:type="dxa" w:w="90"/>
+              <w:bottom w:type="dxa" w:w="40"/>
+              <w:right w:type="dxa" w:w="90"/>
+            </w:tcMar>
+            <w:vAlign w:val="center"/>
+          </w:tcPr>
+          <w:p>
+            <w:pPr>
+              <w:spacing w:after="0" w:before="0"/>
+            </w:pPr>
+            <w:r>
+              <w:rPr>
+                <w:rFonts w:ascii="Yu Gothic" w:cs="Yu Gothic" w:eastAsia="Yu Gothic" w:hAnsi="Yu Gothic"/>
+                <w:b w:val="false"/>
+                <w:bCs w:val="false"/>
+                <w:sz w:val="18"/>
+                <w:szCs w:val="18"/>
+              </w:rPr>
+              <w:t xml:space="preserve">[domo Todo] / 西日本シティ銀行から引き落とし お支払い金額: 185,563円</w:t>
+            </w:r>
+          </w:p>
+        </w:tc>
+      </w:tr>
+      <w:tr>
+        <w:tc>
+          <w:tcPr>
+            <w:vMerge w:val="continue"/>
+          </w:tcPr>
+          <w:p/>
         </w:tc>
         <w:tc>
           <w:tcPr>
